--- a/worksheets/PR_L03_DecisionGate_Worksheet.docx
+++ b/worksheets/PR_L03_DecisionGate_Worksheet.docx
@@ -1711,7 +1711,7 @@
                       <w:sz w:val="21"/>
                       <w:szCs w:val="21"/>
                     </w:rPr>
-                    <w:t xml:space="preserve">Two weather stations each report a wind speed. Write a program that says whether the first one is the higher of the two.</w:t>
+                    <w:t xml:space="preserve">Print whether the first of two wind speeds is higher than the second.</w:t>
                   </w:r>
                 </w:p>
               </w:tc>
@@ -1817,7 +1817,7 @@
                       <w:sz w:val="21"/>
                       <w:szCs w:val="21"/>
                     </w:rPr>
-                    <w:t xml:space="preserve">Write a program that reports three different comparisons of two numbers.</w:t>
+                    <w:t xml:space="preserve">Print three different comparisons of two numbers.</w:t>
                   </w:r>
                 </w:p>
               </w:tc>
@@ -2491,7 +2491,7 @@
                       <w:sz w:val="21"/>
                       <w:szCs w:val="21"/>
                     </w:rPr>
-                    <w:t xml:space="preserve">A greenhouse logs its overnight temperature. Write a program that adds a warning only when it is below freezing.</w:t>
+                    <w:t xml:space="preserve">Print recorded, then a frost warning only if the temperature is below freezing.</w:t>
                   </w:r>
                 </w:p>
               </w:tc>
@@ -2597,7 +2597,7 @@
                       <w:sz w:val="21"/>
                       <w:szCs w:val="21"/>
                     </w:rPr>
-                    <w:t xml:space="preserve">A service lift carries up to 450 kg. Write a program that decides whether a load may go.</w:t>
+                    <w:t xml:space="preserve">Decide whether a load may go in a lift that carries 450 kg.</w:t>
                   </w:r>
                 </w:p>
               </w:tc>
@@ -3271,7 +3271,7 @@
                       <w:sz w:val="21"/>
                       <w:szCs w:val="21"/>
                     </w:rPr>
-                    <w:t xml:space="preserve">A reservoir is measured each week. Write a program that says whether the level is rising, falling or steady.</w:t>
+                    <w:t xml:space="preserve">Say whether a reservoir level is rising, falling or steady.</w:t>
                   </w:r>
                 </w:p>
               </w:tc>
@@ -3377,7 +3377,7 @@
                       <w:sz w:val="21"/>
                       <w:szCs w:val="21"/>
                     </w:rPr>
-                    <w:t xml:space="preserve">A courier charges by the weight band of a package. Write a program that names the band.</w:t>
+                    <w:t xml:space="preserve">Print which weight band a package falls in.</w:t>
                   </w:r>
                 </w:p>
               </w:tc>
@@ -4051,7 +4051,7 @@
                       <w:sz w:val="21"/>
                       <w:szCs w:val="21"/>
                     </w:rPr>
-                    <w:t xml:space="preserve">A survey drone may only fly when the wind is light and the visibility is good. Write a program that decides.</w:t>
+                    <w:t xml:space="preserve">Decide whether a drone may fly, from the wind speed and visibility.</w:t>
                   </w:r>
                 </w:p>
               </w:tc>
@@ -4157,7 +4157,7 @@
                       <w:sz w:val="21"/>
                       <w:szCs w:val="21"/>
                     </w:rPr>
-                    <w:t xml:space="preserve">A stock room door opens for two particular staff numbers, but never while the alarm is set. Write a program that decides.</w:t>
+                    <w:t xml:space="preserve">Decide whether the stock room door opens, from a staff number and the alarm.</w:t>
                   </w:r>
                 </w:p>
               </w:tc>
@@ -4831,7 +4831,7 @@
                       <w:sz w:val="21"/>
                       <w:szCs w:val="21"/>
                     </w:rPr>
-                    <w:t xml:space="preserve">A hockey club decides each Saturday fixture from the weather and how many players turn up. Write a program that announces the decision.</w:t>
+                    <w:t xml:space="preserve">Announce the hockey fixture from the weather and how many players are available.</w:t>
                   </w:r>
                 </w:p>
               </w:tc>
@@ -4937,7 +4937,7 @@
                       <w:sz w:val="21"/>
                       <w:szCs w:val="21"/>
                     </w:rPr>
-                    <w:t xml:space="preserve">A parcel locker sorts deliveries by box size and weight. Write a program that says where each delivery goes.</w:t>
+                    <w:t xml:space="preserve">Say where a delivery goes, from its box size and weight.</w:t>
                   </w:r>
                 </w:p>
               </w:tc>
@@ -5611,7 +5611,7 @@
                       <w:sz w:val="21"/>
                       <w:szCs w:val="21"/>
                     </w:rPr>
-                    <w:t xml:space="preserve">Three judges score a gymnastics routine out of 10. Write a program that works out the medal.</w:t>
+                    <w:t xml:space="preserve">Work out the medal from three judges' scores out of 10.</w:t>
                   </w:r>
                 </w:p>
               </w:tc>

--- a/worksheets/PR_L03_DecisionGate_Worksheet.docx
+++ b/worksheets/PR_L03_DecisionGate_Worksheet.docx
@@ -1711,7 +1711,7 @@
                       <w:sz w:val="21"/>
                       <w:szCs w:val="21"/>
                     </w:rPr>
-                    <w:t xml:space="preserve">Print whether the first of two wind speeds is higher than the second.</w:t>
+                    <w:t xml:space="preserve">Print whether the first number is greater than the second.</w:t>
                   </w:r>
                 </w:p>
               </w:tc>
@@ -1817,7 +1817,7 @@
                       <w:sz w:val="21"/>
                       <w:szCs w:val="21"/>
                     </w:rPr>
-                    <w:t xml:space="preserve">Print three different comparisons of two numbers.</w:t>
+                    <w:t xml:space="preserve">Print three comparisons of two numbers, one on each line.</w:t>
                   </w:r>
                 </w:p>
               </w:tc>
@@ -2491,7 +2491,7 @@
                       <w:sz w:val="21"/>
                       <w:szCs w:val="21"/>
                     </w:rPr>
-                    <w:t xml:space="preserve">Print recorded, then a frost warning only if the temperature is below freezing.</w:t>
+                    <w:t xml:space="preserve">Print recorded, and a frost warning if it is below zero.</w:t>
                   </w:r>
                 </w:p>
               </w:tc>
@@ -2597,7 +2597,7 @@
                       <w:sz w:val="21"/>
                       <w:szCs w:val="21"/>
                     </w:rPr>
-                    <w:t xml:space="preserve">Decide whether a load may go in a lift that carries 450 kg.</w:t>
+                    <w:t xml:space="preserve">Say whether a lift load of up to 450 kg may go.</w:t>
                   </w:r>
                 </w:p>
               </w:tc>
@@ -3377,7 +3377,7 @@
                       <w:sz w:val="21"/>
                       <w:szCs w:val="21"/>
                     </w:rPr>
-                    <w:t xml:space="preserve">Print which weight band a package falls in.</w:t>
+                    <w:t xml:space="preserve">Print which postage band a package falls in.</w:t>
                   </w:r>
                 </w:p>
               </w:tc>
@@ -4051,7 +4051,7 @@
                       <w:sz w:val="21"/>
                       <w:szCs w:val="21"/>
                     </w:rPr>
-                    <w:t xml:space="preserve">Decide whether a drone may fly, from the wind speed and visibility.</w:t>
+                    <w:t xml:space="preserve">Say whether a drone may fly, from wind speed and visibility.</w:t>
                   </w:r>
                 </w:p>
               </w:tc>
@@ -4157,7 +4157,7 @@
                       <w:sz w:val="21"/>
                       <w:szCs w:val="21"/>
                     </w:rPr>
-                    <w:t xml:space="preserve">Decide whether the stock room door opens, from a staff number and the alarm.</w:t>
+                    <w:t xml:space="preserve">Decide whether the door opens, from a staff number and the alarm.</w:t>
                   </w:r>
                 </w:p>
               </w:tc>
@@ -4831,7 +4831,7 @@
                       <w:sz w:val="21"/>
                       <w:szCs w:val="21"/>
                     </w:rPr>
-                    <w:t xml:space="preserve">Announce the hockey fixture from the weather and how many players are available.</w:t>
+                    <w:t xml:space="preserve">Announce the fixture from the weather and the number of players.</w:t>
                   </w:r>
                 </w:p>
               </w:tc>
@@ -5611,7 +5611,7 @@
                       <w:sz w:val="21"/>
                       <w:szCs w:val="21"/>
                     </w:rPr>
-                    <w:t xml:space="preserve">Work out the medal from three judges' scores out of 10.</w:t>
+                    <w:t xml:space="preserve">Work out the medal from three judges' scores.</w:t>
                   </w:r>
                 </w:p>
               </w:tc>

--- a/worksheets/PR_L03_DecisionGate_Worksheet.docx
+++ b/worksheets/PR_L03_DecisionGate_Worksheet.docx
@@ -1711,7 +1711,7 @@
                       <w:sz w:val="21"/>
                       <w:szCs w:val="21"/>
                     </w:rPr>
-                    <w:t xml:space="preserve">Print whether the first number is greater than the second.</w:t>
+                    <w:t xml:space="preserve">Ask the user for two whole numbers. Display True when the first is greater than the second, and False when it is not.</w:t>
                   </w:r>
                 </w:p>
               </w:tc>
@@ -1817,7 +1817,7 @@
                       <w:sz w:val="21"/>
                       <w:szCs w:val="21"/>
                     </w:rPr>
-                    <w:t xml:space="preserve">Print three comparisons of two numbers, one on each line.</w:t>
+                    <w:t xml:space="preserve">Ask the user for two whole numbers. Display True or False for three tests, one on each line: whether they are equal, whether the first is less than the second, then whether the first is greater than or equal to the second.</w:t>
                   </w:r>
                 </w:p>
               </w:tc>
@@ -2491,7 +2491,7 @@
                       <w:sz w:val="21"/>
                       <w:szCs w:val="21"/>
                     </w:rPr>
-                    <w:t xml:space="preserve">Print recorded, and a frost warning if it is below zero.</w:t>
+                    <w:t xml:space="preserve">Ask the user for the temperature in Celsius. Display the line recorded, and then the line frost warning only when the temperature is below 0.</w:t>
                   </w:r>
                 </w:p>
               </w:tc>
@@ -2597,7 +2597,7 @@
                       <w:sz w:val="21"/>
                       <w:szCs w:val="21"/>
                     </w:rPr>
-                    <w:t xml:space="preserve">Say whether a lift load of up to 450 kg may go.</w:t>
+                    <w:t xml:space="preserve">Ask the user for the load in kilograms. Display safe to go when the load is 450 or less, and too heavy when it is more.</w:t>
                   </w:r>
                 </w:p>
               </w:tc>
@@ -3271,7 +3271,7 @@
                       <w:sz w:val="21"/>
                       <w:szCs w:val="21"/>
                     </w:rPr>
-                    <w:t xml:space="preserve">Say whether a reservoir level is rising, falling or steady.</w:t>
+                    <w:t xml:space="preserve">Ask the user for the change in level since last week. Display one word: rising above 0, falling below 0, or steady at exactly 0.</w:t>
                   </w:r>
                 </w:p>
               </w:tc>
@@ -3377,7 +3377,7 @@
                       <w:sz w:val="21"/>
                       <w:szCs w:val="21"/>
                     </w:rPr>
-                    <w:t xml:space="preserve">Print which postage band a package falls in.</w:t>
+                    <w:t xml:space="preserve">Ask the user for the weight in grams. Display one line: letter for 100 or less, large letter for over 100 up to 750, or parcel for anything heavier.</w:t>
                   </w:r>
                 </w:p>
               </w:tc>
@@ -4051,7 +4051,7 @@
                       <w:sz w:val="21"/>
                       <w:szCs w:val="21"/>
                     </w:rPr>
-                    <w:t xml:space="preserve">Say whether a drone may fly, from wind speed and visibility.</w:t>
+                    <w:t xml:space="preserve">Ask the user for the wind speed in mph and then the visibility in km. Display clear to fly when the wind is under 20 and the visibility is 5 or more, otherwise grounded.</w:t>
                   </w:r>
                 </w:p>
               </w:tc>
@@ -4157,7 +4157,7 @@
                       <w:sz w:val="21"/>
                       <w:szCs w:val="21"/>
                     </w:rPr>
-                    <w:t xml:space="preserve">Decide whether the door opens, from a staff number and the alarm.</w:t>
+                    <w:t xml:space="preserve">Ask the user for a staff number and then the word yes or no for the alarm. Display open when the number is 7 or 9 and the alarm is not yes, otherwise locked.</w:t>
                   </w:r>
                 </w:p>
               </w:tc>
@@ -4831,7 +4831,7 @@
                       <w:sz w:val="21"/>
                       <w:szCs w:val="21"/>
                     </w:rPr>
-                    <w:t xml:space="preserve">Announce the fixture from the weather and the number of players.</w:t>
+                    <w:t xml:space="preserve">Ask the user for the word dry or wet and then the number of available players. If dry, display match on for 11 or more players, otherwise friendly instead. If wet, display indoor training for 11 or more, otherwise cancelled.</w:t>
                   </w:r>
                 </w:p>
               </w:tc>
@@ -4937,7 +4937,7 @@
                       <w:sz w:val="21"/>
                       <w:szCs w:val="21"/>
                     </w:rPr>
-                    <w:t xml:space="preserve">Say where a delivery goes, from its box size and weight.</w:t>
+                    <w:t xml:space="preserve">Ask the user for the word small or large and then the weight in kilograms. For a small box display locker A for 5 kg or less, otherwise counter. For a large box display counter for 25 kg or less, otherwise too heavy.</w:t>
                   </w:r>
                 </w:p>
               </w:tc>
@@ -5611,7 +5611,7 @@
                       <w:sz w:val="21"/>
                       <w:szCs w:val="21"/>
                     </w:rPr>
-                    <w:t xml:space="preserve">Work out the medal from three judges' scores.</w:t>
+                    <w:t xml:space="preserve">Ask the user for three judges' scores out of 10. Display gold when all three are 9 or more, otherwise silver for a total of 24 or more, otherwise bronze for a total of 18 or more, otherwise no medal.</w:t>
                   </w:r>
                 </w:p>
               </w:tc>

--- a/worksheets/PR_L03_DecisionGate_Worksheet.docx
+++ b/worksheets/PR_L03_DecisionGate_Worksheet.docx
@@ -1711,7 +1711,7 @@
                       <w:sz w:val="21"/>
                       <w:szCs w:val="21"/>
                     </w:rPr>
-                    <w:t xml:space="preserve">Ask the user for two whole numbers. Display True when the first is greater than the second, and False when it is not.</w:t>
+                    <w:t xml:space="preserve">Ask the user for a whole number. Display True when it is greater than 10, and False when it is not.</w:t>
                   </w:r>
                 </w:p>
               </w:tc>
@@ -1745,7 +1745,7 @@
                       <w:sz w:val="21"/>
                       <w:szCs w:val="21"/>
                     </w:rPr>
-                    <w:t xml:space="preserve">2</w:t>
+                    <w:t xml:space="preserve">1</w:t>
                   </w:r>
                 </w:p>
               </w:tc>
@@ -1817,7 +1817,325 @@
                       <w:sz w:val="21"/>
                       <w:szCs w:val="21"/>
                     </w:rPr>
-                    <w:t xml:space="preserve">Ask the user for two whole numbers. Display True or False for three tests, one on each line: whether they are equal, whether the first is less than the second, then whether the first is greater than or equal to the second.</w:t>
+                    <w:t xml:space="preserve">Ask the user for two whole numbers. Display True when they are equal, and False when they are not.</w:t>
+                  </w:r>
+                </w:p>
+              </w:tc>
+              <w:tc>
+                <w:tcPr>
+                  <w:tcW w:type="dxa" w:w="3342"/>
+                  <w:tcBorders>
+                    <w:top w:val="single" w:color="B7C2D1" w:sz="4"/>
+                    <w:left w:val="single" w:color="B7C2D1" w:sz="4"/>
+                    <w:bottom w:val="single" w:color="B7C2D1" w:sz="4"/>
+                    <w:right w:val="single" w:color="B7C2D1" w:sz="4"/>
+                  </w:tcBorders>
+                  <w:shd w:fill="FFFFFF" w:color="auto" w:val="clear"/>
+                  <w:tcMar>
+                    <w:top w:type="dxa" w:w="80"/>
+                    <w:left w:type="dxa" w:w="120"/>
+                    <w:bottom w:type="dxa" w:w="80"/>
+                    <w:right w:type="dxa" w:w="120"/>
+                  </w:tcMar>
+                  <w:vAlign w:val="center"/>
+                </w:tcPr>
+                <w:p>
+                  <w:pPr>
+                    <w:spacing w:after="0" w:before="0"/>
+                  </w:pPr>
+                  <w:r>
+                    <w:rPr>
+                      <w:rFonts w:ascii="Arial" w:cs="Arial" w:eastAsia="Arial" w:hAnsi="Arial"/>
+                      <w:b w:val="false"/>
+                      <w:bCs w:val="false"/>
+                      <w:sz w:val="21"/>
+                      <w:szCs w:val="21"/>
+                    </w:rPr>
+                    <w:t xml:space="preserve">2</w:t>
+                  </w:r>
+                </w:p>
+              </w:tc>
+              <w:tc>
+                <w:tcPr>
+                  <w:tcW w:type="dxa" w:w="3342"/>
+                  <w:tcBorders>
+                    <w:top w:val="single" w:color="B7C2D1" w:sz="4"/>
+                    <w:left w:val="single" w:color="B7C2D1" w:sz="4"/>
+                    <w:bottom w:val="single" w:color="B7C2D1" w:sz="4"/>
+                    <w:right w:val="single" w:color="B7C2D1" w:sz="4"/>
+                  </w:tcBorders>
+                  <w:shd w:fill="FFFFFF" w:color="auto" w:val="clear"/>
+                  <w:tcMar>
+                    <w:top w:type="dxa" w:w="80"/>
+                    <w:left w:type="dxa" w:w="120"/>
+                    <w:bottom w:type="dxa" w:w="80"/>
+                    <w:right w:type="dxa" w:w="120"/>
+                  </w:tcMar>
+                  <w:vAlign w:val="center"/>
+                </w:tcPr>
+                <w:p>
+                  <w:pPr>
+                    <w:spacing w:after="0" w:before="0"/>
+                  </w:pPr>
+                  <w:r>
+                    <w:rPr>
+                      <w:rFonts w:ascii="Arial" w:cs="Arial" w:eastAsia="Arial" w:hAnsi="Arial"/>
+                      <w:b w:val="false"/>
+                      <w:bCs w:val="false"/>
+                      <w:sz w:val="21"/>
+                      <w:szCs w:val="21"/>
+                    </w:rPr>
+                    <w:t xml:space="preserve"/>
+                  </w:r>
+                </w:p>
+              </w:tc>
+            </w:tr>
+            <w:tr>
+              <w:trPr>
+                <w:cantSplit/>
+                <w:trHeight w:val="360" w:hRule="atLeast"/>
+              </w:trPr>
+              <w:tc>
+                <w:tcPr>
+                  <w:tcW w:type="dxa" w:w="3342"/>
+                  <w:tcBorders>
+                    <w:top w:val="single" w:color="B7C2D1" w:sz="4"/>
+                    <w:left w:val="single" w:color="B7C2D1" w:sz="4"/>
+                    <w:bottom w:val="single" w:color="B7C2D1" w:sz="4"/>
+                    <w:right w:val="single" w:color="B7C2D1" w:sz="4"/>
+                  </w:tcBorders>
+                  <w:shd w:fill="FFFFFF" w:color="auto" w:val="clear"/>
+                  <w:tcMar>
+                    <w:top w:type="dxa" w:w="80"/>
+                    <w:left w:type="dxa" w:w="120"/>
+                    <w:bottom w:type="dxa" w:w="80"/>
+                    <w:right w:type="dxa" w:w="120"/>
+                  </w:tcMar>
+                  <w:vAlign w:val="center"/>
+                </w:tcPr>
+                <w:p>
+                  <w:pPr>
+                    <w:spacing w:after="0" w:before="0"/>
+                  </w:pPr>
+                  <w:r>
+                    <w:rPr>
+                      <w:rFonts w:ascii="Arial" w:cs="Arial" w:eastAsia="Arial" w:hAnsi="Arial"/>
+                      <w:sz w:val="21"/>
+                      <w:szCs w:val="21"/>
+                    </w:rPr>
+                    <w:t xml:space="preserve">Ask the user for two whole numbers. Display True when the first is greater than the second, and False when it is not.</w:t>
+                  </w:r>
+                </w:p>
+              </w:tc>
+              <w:tc>
+                <w:tcPr>
+                  <w:tcW w:type="dxa" w:w="3342"/>
+                  <w:tcBorders>
+                    <w:top w:val="single" w:color="B7C2D1" w:sz="4"/>
+                    <w:left w:val="single" w:color="B7C2D1" w:sz="4"/>
+                    <w:bottom w:val="single" w:color="B7C2D1" w:sz="4"/>
+                    <w:right w:val="single" w:color="B7C2D1" w:sz="4"/>
+                  </w:tcBorders>
+                  <w:shd w:fill="FFFFFF" w:color="auto" w:val="clear"/>
+                  <w:tcMar>
+                    <w:top w:type="dxa" w:w="80"/>
+                    <w:left w:type="dxa" w:w="120"/>
+                    <w:bottom w:type="dxa" w:w="80"/>
+                    <w:right w:type="dxa" w:w="120"/>
+                  </w:tcMar>
+                  <w:vAlign w:val="center"/>
+                </w:tcPr>
+                <w:p>
+                  <w:pPr>
+                    <w:spacing w:after="0" w:before="0"/>
+                  </w:pPr>
+                  <w:r>
+                    <w:rPr>
+                      <w:rFonts w:ascii="Arial" w:cs="Arial" w:eastAsia="Arial" w:hAnsi="Arial"/>
+                      <w:b w:val="false"/>
+                      <w:bCs w:val="false"/>
+                      <w:sz w:val="21"/>
+                      <w:szCs w:val="21"/>
+                    </w:rPr>
+                    <w:t xml:space="preserve">2</w:t>
+                  </w:r>
+                </w:p>
+              </w:tc>
+              <w:tc>
+                <w:tcPr>
+                  <w:tcW w:type="dxa" w:w="3342"/>
+                  <w:tcBorders>
+                    <w:top w:val="single" w:color="B7C2D1" w:sz="4"/>
+                    <w:left w:val="single" w:color="B7C2D1" w:sz="4"/>
+                    <w:bottom w:val="single" w:color="B7C2D1" w:sz="4"/>
+                    <w:right w:val="single" w:color="B7C2D1" w:sz="4"/>
+                  </w:tcBorders>
+                  <w:shd w:fill="FFFFFF" w:color="auto" w:val="clear"/>
+                  <w:tcMar>
+                    <w:top w:type="dxa" w:w="80"/>
+                    <w:left w:type="dxa" w:w="120"/>
+                    <w:bottom w:type="dxa" w:w="80"/>
+                    <w:right w:type="dxa" w:w="120"/>
+                  </w:tcMar>
+                  <w:vAlign w:val="center"/>
+                </w:tcPr>
+                <w:p>
+                  <w:pPr>
+                    <w:spacing w:after="0" w:before="0"/>
+                  </w:pPr>
+                  <w:r>
+                    <w:rPr>
+                      <w:rFonts w:ascii="Arial" w:cs="Arial" w:eastAsia="Arial" w:hAnsi="Arial"/>
+                      <w:b w:val="false"/>
+                      <w:bCs w:val="false"/>
+                      <w:sz w:val="21"/>
+                      <w:szCs w:val="21"/>
+                    </w:rPr>
+                    <w:t xml:space="preserve"/>
+                  </w:r>
+                </w:p>
+              </w:tc>
+            </w:tr>
+            <w:tr>
+              <w:trPr>
+                <w:cantSplit/>
+                <w:trHeight w:val="360" w:hRule="atLeast"/>
+              </w:trPr>
+              <w:tc>
+                <w:tcPr>
+                  <w:tcW w:type="dxa" w:w="3342"/>
+                  <w:tcBorders>
+                    <w:top w:val="single" w:color="B7C2D1" w:sz="4"/>
+                    <w:left w:val="single" w:color="B7C2D1" w:sz="4"/>
+                    <w:bottom w:val="single" w:color="B7C2D1" w:sz="4"/>
+                    <w:right w:val="single" w:color="B7C2D1" w:sz="4"/>
+                  </w:tcBorders>
+                  <w:shd w:fill="FFFFFF" w:color="auto" w:val="clear"/>
+                  <w:tcMar>
+                    <w:top w:type="dxa" w:w="80"/>
+                    <w:left w:type="dxa" w:w="120"/>
+                    <w:bottom w:type="dxa" w:w="80"/>
+                    <w:right w:type="dxa" w:w="120"/>
+                  </w:tcMar>
+                  <w:vAlign w:val="center"/>
+                </w:tcPr>
+                <w:p>
+                  <w:pPr>
+                    <w:spacing w:after="0" w:before="0"/>
+                  </w:pPr>
+                  <w:r>
+                    <w:rPr>
+                      <w:rFonts w:ascii="Arial" w:cs="Arial" w:eastAsia="Arial" w:hAnsi="Arial"/>
+                      <w:sz w:val="21"/>
+                      <w:szCs w:val="21"/>
+                    </w:rPr>
+                    <w:t xml:space="preserve">Ask the user for two whole numbers. Display True when the first is greater than or equal to the second, and False when it is not.</w:t>
+                  </w:r>
+                </w:p>
+              </w:tc>
+              <w:tc>
+                <w:tcPr>
+                  <w:tcW w:type="dxa" w:w="3342"/>
+                  <w:tcBorders>
+                    <w:top w:val="single" w:color="B7C2D1" w:sz="4"/>
+                    <w:left w:val="single" w:color="B7C2D1" w:sz="4"/>
+                    <w:bottom w:val="single" w:color="B7C2D1" w:sz="4"/>
+                    <w:right w:val="single" w:color="B7C2D1" w:sz="4"/>
+                  </w:tcBorders>
+                  <w:shd w:fill="FFFFFF" w:color="auto" w:val="clear"/>
+                  <w:tcMar>
+                    <w:top w:type="dxa" w:w="80"/>
+                    <w:left w:type="dxa" w:w="120"/>
+                    <w:bottom w:type="dxa" w:w="80"/>
+                    <w:right w:type="dxa" w:w="120"/>
+                  </w:tcMar>
+                  <w:vAlign w:val="center"/>
+                </w:tcPr>
+                <w:p>
+                  <w:pPr>
+                    <w:spacing w:after="0" w:before="0"/>
+                  </w:pPr>
+                  <w:r>
+                    <w:rPr>
+                      <w:rFonts w:ascii="Arial" w:cs="Arial" w:eastAsia="Arial" w:hAnsi="Arial"/>
+                      <w:b w:val="false"/>
+                      <w:bCs w:val="false"/>
+                      <w:sz w:val="21"/>
+                      <w:szCs w:val="21"/>
+                    </w:rPr>
+                    <w:t xml:space="preserve">2</w:t>
+                  </w:r>
+                </w:p>
+              </w:tc>
+              <w:tc>
+                <w:tcPr>
+                  <w:tcW w:type="dxa" w:w="3342"/>
+                  <w:tcBorders>
+                    <w:top w:val="single" w:color="B7C2D1" w:sz="4"/>
+                    <w:left w:val="single" w:color="B7C2D1" w:sz="4"/>
+                    <w:bottom w:val="single" w:color="B7C2D1" w:sz="4"/>
+                    <w:right w:val="single" w:color="B7C2D1" w:sz="4"/>
+                  </w:tcBorders>
+                  <w:shd w:fill="FFFFFF" w:color="auto" w:val="clear"/>
+                  <w:tcMar>
+                    <w:top w:type="dxa" w:w="80"/>
+                    <w:left w:type="dxa" w:w="120"/>
+                    <w:bottom w:type="dxa" w:w="80"/>
+                    <w:right w:type="dxa" w:w="120"/>
+                  </w:tcMar>
+                  <w:vAlign w:val="center"/>
+                </w:tcPr>
+                <w:p>
+                  <w:pPr>
+                    <w:spacing w:after="0" w:before="0"/>
+                  </w:pPr>
+                  <w:r>
+                    <w:rPr>
+                      <w:rFonts w:ascii="Arial" w:cs="Arial" w:eastAsia="Arial" w:hAnsi="Arial"/>
+                      <w:b w:val="false"/>
+                      <w:bCs w:val="false"/>
+                      <w:sz w:val="21"/>
+                      <w:szCs w:val="21"/>
+                    </w:rPr>
+                    <w:t xml:space="preserve"/>
+                  </w:r>
+                </w:p>
+              </w:tc>
+            </w:tr>
+            <w:tr>
+              <w:trPr>
+                <w:cantSplit/>
+                <w:trHeight w:val="360" w:hRule="atLeast"/>
+              </w:trPr>
+              <w:tc>
+                <w:tcPr>
+                  <w:tcW w:type="dxa" w:w="3342"/>
+                  <w:tcBorders>
+                    <w:top w:val="single" w:color="B7C2D1" w:sz="4"/>
+                    <w:left w:val="single" w:color="B7C2D1" w:sz="4"/>
+                    <w:bottom w:val="single" w:color="B7C2D1" w:sz="4"/>
+                    <w:right w:val="single" w:color="B7C2D1" w:sz="4"/>
+                  </w:tcBorders>
+                  <w:shd w:fill="FFFFFF" w:color="auto" w:val="clear"/>
+                  <w:tcMar>
+                    <w:top w:type="dxa" w:w="80"/>
+                    <w:left w:type="dxa" w:w="120"/>
+                    <w:bottom w:type="dxa" w:w="80"/>
+                    <w:right w:type="dxa" w:w="120"/>
+                  </w:tcMar>
+                  <w:vAlign w:val="center"/>
+                </w:tcPr>
+                <w:p>
+                  <w:pPr>
+                    <w:spacing w:after="0" w:before="0"/>
+                  </w:pPr>
+                  <w:r>
+                    <w:rPr>
+                      <w:rFonts w:ascii="Arial" w:cs="Arial" w:eastAsia="Arial" w:hAnsi="Arial"/>
+                      <w:sz w:val="21"/>
+                      <w:szCs w:val="21"/>
+                    </w:rPr>
+                    <w:t xml:space="preserve">Ask the user for two words. Display True when they are the same word, and False when they are not.</w:t>
                   </w:r>
                 </w:p>
               </w:tc>
@@ -2491,7 +2809,7 @@
                       <w:sz w:val="21"/>
                       <w:szCs w:val="21"/>
                     </w:rPr>
-                    <w:t xml:space="preserve">Ask the user for the temperature in Celsius. Display the line recorded, and then the line frost warning only when the temperature is below 0.</w:t>
+                    <w:t xml:space="preserve">Ask the user for a whole number. Display checked. Then display negative on the next line, but only when the number is below 0.</w:t>
                   </w:r>
                 </w:p>
               </w:tc>
@@ -2597,7 +2915,219 @@
                       <w:sz w:val="21"/>
                       <w:szCs w:val="21"/>
                     </w:rPr>
-                    <w:t xml:space="preserve">Ask the user for the load in kilograms. Display safe to go when the load is 450 or less, and too heavy when it is more.</w:t>
+                    <w:t xml:space="preserve">Ask the user for a whole number. Display yes when it is 20 or more, and no when it is less.</w:t>
+                  </w:r>
+                </w:p>
+              </w:tc>
+              <w:tc>
+                <w:tcPr>
+                  <w:tcW w:type="dxa" w:w="3342"/>
+                  <w:tcBorders>
+                    <w:top w:val="single" w:color="B7C2D1" w:sz="4"/>
+                    <w:left w:val="single" w:color="B7C2D1" w:sz="4"/>
+                    <w:bottom w:val="single" w:color="B7C2D1" w:sz="4"/>
+                    <w:right w:val="single" w:color="B7C2D1" w:sz="4"/>
+                  </w:tcBorders>
+                  <w:shd w:fill="FFFFFF" w:color="auto" w:val="clear"/>
+                  <w:tcMar>
+                    <w:top w:type="dxa" w:w="80"/>
+                    <w:left w:type="dxa" w:w="120"/>
+                    <w:bottom w:type="dxa" w:w="80"/>
+                    <w:right w:type="dxa" w:w="120"/>
+                  </w:tcMar>
+                  <w:vAlign w:val="center"/>
+                </w:tcPr>
+                <w:p>
+                  <w:pPr>
+                    <w:spacing w:after="0" w:before="0"/>
+                  </w:pPr>
+                  <w:r>
+                    <w:rPr>
+                      <w:rFonts w:ascii="Arial" w:cs="Arial" w:eastAsia="Arial" w:hAnsi="Arial"/>
+                      <w:b w:val="false"/>
+                      <w:bCs w:val="false"/>
+                      <w:sz w:val="21"/>
+                      <w:szCs w:val="21"/>
+                    </w:rPr>
+                    <w:t xml:space="preserve">2</w:t>
+                  </w:r>
+                </w:p>
+              </w:tc>
+              <w:tc>
+                <w:tcPr>
+                  <w:tcW w:type="dxa" w:w="3342"/>
+                  <w:tcBorders>
+                    <w:top w:val="single" w:color="B7C2D1" w:sz="4"/>
+                    <w:left w:val="single" w:color="B7C2D1" w:sz="4"/>
+                    <w:bottom w:val="single" w:color="B7C2D1" w:sz="4"/>
+                    <w:right w:val="single" w:color="B7C2D1" w:sz="4"/>
+                  </w:tcBorders>
+                  <w:shd w:fill="FFFFFF" w:color="auto" w:val="clear"/>
+                  <w:tcMar>
+                    <w:top w:type="dxa" w:w="80"/>
+                    <w:left w:type="dxa" w:w="120"/>
+                    <w:bottom w:type="dxa" w:w="80"/>
+                    <w:right w:type="dxa" w:w="120"/>
+                  </w:tcMar>
+                  <w:vAlign w:val="center"/>
+                </w:tcPr>
+                <w:p>
+                  <w:pPr>
+                    <w:spacing w:after="0" w:before="0"/>
+                  </w:pPr>
+                  <w:r>
+                    <w:rPr>
+                      <w:rFonts w:ascii="Arial" w:cs="Arial" w:eastAsia="Arial" w:hAnsi="Arial"/>
+                      <w:b w:val="false"/>
+                      <w:bCs w:val="false"/>
+                      <w:sz w:val="21"/>
+                      <w:szCs w:val="21"/>
+                    </w:rPr>
+                    <w:t xml:space="preserve"/>
+                  </w:r>
+                </w:p>
+              </w:tc>
+            </w:tr>
+            <w:tr>
+              <w:trPr>
+                <w:cantSplit/>
+                <w:trHeight w:val="360" w:hRule="atLeast"/>
+              </w:trPr>
+              <w:tc>
+                <w:tcPr>
+                  <w:tcW w:type="dxa" w:w="3342"/>
+                  <w:tcBorders>
+                    <w:top w:val="single" w:color="B7C2D1" w:sz="4"/>
+                    <w:left w:val="single" w:color="B7C2D1" w:sz="4"/>
+                    <w:bottom w:val="single" w:color="B7C2D1" w:sz="4"/>
+                    <w:right w:val="single" w:color="B7C2D1" w:sz="4"/>
+                  </w:tcBorders>
+                  <w:shd w:fill="FFFFFF" w:color="auto" w:val="clear"/>
+                  <w:tcMar>
+                    <w:top w:type="dxa" w:w="80"/>
+                    <w:left w:type="dxa" w:w="120"/>
+                    <w:bottom w:type="dxa" w:w="80"/>
+                    <w:right w:type="dxa" w:w="120"/>
+                  </w:tcMar>
+                  <w:vAlign w:val="center"/>
+                </w:tcPr>
+                <w:p>
+                  <w:pPr>
+                    <w:spacing w:after="0" w:before="0"/>
+                  </w:pPr>
+                  <w:r>
+                    <w:rPr>
+                      <w:rFonts w:ascii="Arial" w:cs="Arial" w:eastAsia="Arial" w:hAnsi="Arial"/>
+                      <w:sz w:val="21"/>
+                      <w:szCs w:val="21"/>
+                    </w:rPr>
+                    <w:t xml:space="preserve">Ask the user for a word. Display match when the word is amber, and no match when it is not.</w:t>
+                  </w:r>
+                </w:p>
+              </w:tc>
+              <w:tc>
+                <w:tcPr>
+                  <w:tcW w:type="dxa" w:w="3342"/>
+                  <w:tcBorders>
+                    <w:top w:val="single" w:color="B7C2D1" w:sz="4"/>
+                    <w:left w:val="single" w:color="B7C2D1" w:sz="4"/>
+                    <w:bottom w:val="single" w:color="B7C2D1" w:sz="4"/>
+                    <w:right w:val="single" w:color="B7C2D1" w:sz="4"/>
+                  </w:tcBorders>
+                  <w:shd w:fill="FFFFFF" w:color="auto" w:val="clear"/>
+                  <w:tcMar>
+                    <w:top w:type="dxa" w:w="80"/>
+                    <w:left w:type="dxa" w:w="120"/>
+                    <w:bottom w:type="dxa" w:w="80"/>
+                    <w:right w:type="dxa" w:w="120"/>
+                  </w:tcMar>
+                  <w:vAlign w:val="center"/>
+                </w:tcPr>
+                <w:p>
+                  <w:pPr>
+                    <w:spacing w:after="0" w:before="0"/>
+                  </w:pPr>
+                  <w:r>
+                    <w:rPr>
+                      <w:rFonts w:ascii="Arial" w:cs="Arial" w:eastAsia="Arial" w:hAnsi="Arial"/>
+                      <w:b w:val="false"/>
+                      <w:bCs w:val="false"/>
+                      <w:sz w:val="21"/>
+                      <w:szCs w:val="21"/>
+                    </w:rPr>
+                    <w:t xml:space="preserve">2</w:t>
+                  </w:r>
+                </w:p>
+              </w:tc>
+              <w:tc>
+                <w:tcPr>
+                  <w:tcW w:type="dxa" w:w="3342"/>
+                  <w:tcBorders>
+                    <w:top w:val="single" w:color="B7C2D1" w:sz="4"/>
+                    <w:left w:val="single" w:color="B7C2D1" w:sz="4"/>
+                    <w:bottom w:val="single" w:color="B7C2D1" w:sz="4"/>
+                    <w:right w:val="single" w:color="B7C2D1" w:sz="4"/>
+                  </w:tcBorders>
+                  <w:shd w:fill="FFFFFF" w:color="auto" w:val="clear"/>
+                  <w:tcMar>
+                    <w:top w:type="dxa" w:w="80"/>
+                    <w:left w:type="dxa" w:w="120"/>
+                    <w:bottom w:type="dxa" w:w="80"/>
+                    <w:right w:type="dxa" w:w="120"/>
+                  </w:tcMar>
+                  <w:vAlign w:val="center"/>
+                </w:tcPr>
+                <w:p>
+                  <w:pPr>
+                    <w:spacing w:after="0" w:before="0"/>
+                  </w:pPr>
+                  <w:r>
+                    <w:rPr>
+                      <w:rFonts w:ascii="Arial" w:cs="Arial" w:eastAsia="Arial" w:hAnsi="Arial"/>
+                      <w:b w:val="false"/>
+                      <w:bCs w:val="false"/>
+                      <w:sz w:val="21"/>
+                      <w:szCs w:val="21"/>
+                    </w:rPr>
+                    <w:t xml:space="preserve"/>
+                  </w:r>
+                </w:p>
+              </w:tc>
+            </w:tr>
+            <w:tr>
+              <w:trPr>
+                <w:cantSplit/>
+                <w:trHeight w:val="360" w:hRule="atLeast"/>
+              </w:trPr>
+              <w:tc>
+                <w:tcPr>
+                  <w:tcW w:type="dxa" w:w="3342"/>
+                  <w:tcBorders>
+                    <w:top w:val="single" w:color="B7C2D1" w:sz="4"/>
+                    <w:left w:val="single" w:color="B7C2D1" w:sz="4"/>
+                    <w:bottom w:val="single" w:color="B7C2D1" w:sz="4"/>
+                    <w:right w:val="single" w:color="B7C2D1" w:sz="4"/>
+                  </w:tcBorders>
+                  <w:shd w:fill="FFFFFF" w:color="auto" w:val="clear"/>
+                  <w:tcMar>
+                    <w:top w:type="dxa" w:w="80"/>
+                    <w:left w:type="dxa" w:w="120"/>
+                    <w:bottom w:type="dxa" w:w="80"/>
+                    <w:right w:type="dxa" w:w="120"/>
+                  </w:tcMar>
+                  <w:vAlign w:val="center"/>
+                </w:tcPr>
+                <w:p>
+                  <w:pPr>
+                    <w:spacing w:after="0" w:before="0"/>
+                  </w:pPr>
+                  <w:r>
+                    <w:rPr>
+                      <w:rFonts w:ascii="Arial" w:cs="Arial" w:eastAsia="Arial" w:hAnsi="Arial"/>
+                      <w:sz w:val="21"/>
+                      <w:szCs w:val="21"/>
+                    </w:rPr>
+                    <w:t xml:space="preserve">Ask the user for two whole numbers. Work out which of them is the larger and display [larger] and nothing else.</w:t>
                   </w:r>
                 </w:p>
               </w:tc>
@@ -3271,7 +3801,7 @@
                       <w:sz w:val="21"/>
                       <w:szCs w:val="21"/>
                     </w:rPr>
-                    <w:t xml:space="preserve">Ask the user for the change in level since last week. Display one word: rising above 0, falling below 0, or steady at exactly 0.</w:t>
+                    <w:t xml:space="preserve">Ask the user for a whole number. Display positive when it is above 0, negative when it is below 0, and zero when it is exactly 0.</w:t>
                   </w:r>
                 </w:p>
               </w:tc>
@@ -3305,7 +3835,7 @@
                       <w:sz w:val="21"/>
                       <w:szCs w:val="21"/>
                     </w:rPr>
-                    <w:t xml:space="preserve">3</w:t>
+                    <w:t xml:space="preserve">2</w:t>
                   </w:r>
                 </w:p>
               </w:tc>
@@ -3377,7 +3907,7 @@
                       <w:sz w:val="21"/>
                       <w:szCs w:val="21"/>
                     </w:rPr>
-                    <w:t xml:space="preserve">Ask the user for the weight in grams. Display one line: letter for 100 or less, large letter for over 100 up to 750, or parcel for anything heavier.</w:t>
+                    <w:t xml:space="preserve">Ask the user for a whole number. Display small when it is 10 or less, medium when it is more than 10 but 100 or less, and large when it is more than 100.</w:t>
                   </w:r>
                 </w:p>
               </w:tc>
@@ -3411,7 +3941,219 @@
                       <w:sz w:val="21"/>
                       <w:szCs w:val="21"/>
                     </w:rPr>
-                    <w:t xml:space="preserve">4</w:t>
+                    <w:t xml:space="preserve">2</w:t>
+                  </w:r>
+                </w:p>
+              </w:tc>
+              <w:tc>
+                <w:tcPr>
+                  <w:tcW w:type="dxa" w:w="3342"/>
+                  <w:tcBorders>
+                    <w:top w:val="single" w:color="B7C2D1" w:sz="4"/>
+                    <w:left w:val="single" w:color="B7C2D1" w:sz="4"/>
+                    <w:bottom w:val="single" w:color="B7C2D1" w:sz="4"/>
+                    <w:right w:val="single" w:color="B7C2D1" w:sz="4"/>
+                  </w:tcBorders>
+                  <w:shd w:fill="FFFFFF" w:color="auto" w:val="clear"/>
+                  <w:tcMar>
+                    <w:top w:type="dxa" w:w="80"/>
+                    <w:left w:type="dxa" w:w="120"/>
+                    <w:bottom w:type="dxa" w:w="80"/>
+                    <w:right w:type="dxa" w:w="120"/>
+                  </w:tcMar>
+                  <w:vAlign w:val="center"/>
+                </w:tcPr>
+                <w:p>
+                  <w:pPr>
+                    <w:spacing w:after="0" w:before="0"/>
+                  </w:pPr>
+                  <w:r>
+                    <w:rPr>
+                      <w:rFonts w:ascii="Arial" w:cs="Arial" w:eastAsia="Arial" w:hAnsi="Arial"/>
+                      <w:b w:val="false"/>
+                      <w:bCs w:val="false"/>
+                      <w:sz w:val="21"/>
+                      <w:szCs w:val="21"/>
+                    </w:rPr>
+                    <w:t xml:space="preserve"/>
+                  </w:r>
+                </w:p>
+              </w:tc>
+            </w:tr>
+            <w:tr>
+              <w:trPr>
+                <w:cantSplit/>
+                <w:trHeight w:val="360" w:hRule="atLeast"/>
+              </w:trPr>
+              <w:tc>
+                <w:tcPr>
+                  <w:tcW w:type="dxa" w:w="3342"/>
+                  <w:tcBorders>
+                    <w:top w:val="single" w:color="B7C2D1" w:sz="4"/>
+                    <w:left w:val="single" w:color="B7C2D1" w:sz="4"/>
+                    <w:bottom w:val="single" w:color="B7C2D1" w:sz="4"/>
+                    <w:right w:val="single" w:color="B7C2D1" w:sz="4"/>
+                  </w:tcBorders>
+                  <w:shd w:fill="FFFFFF" w:color="auto" w:val="clear"/>
+                  <w:tcMar>
+                    <w:top w:type="dxa" w:w="80"/>
+                    <w:left w:type="dxa" w:w="120"/>
+                    <w:bottom w:type="dxa" w:w="80"/>
+                    <w:right w:type="dxa" w:w="120"/>
+                  </w:tcMar>
+                  <w:vAlign w:val="center"/>
+                </w:tcPr>
+                <w:p>
+                  <w:pPr>
+                    <w:spacing w:after="0" w:before="0"/>
+                  </w:pPr>
+                  <w:r>
+                    <w:rPr>
+                      <w:rFonts w:ascii="Arial" w:cs="Arial" w:eastAsia="Arial" w:hAnsi="Arial"/>
+                      <w:sz w:val="21"/>
+                      <w:szCs w:val="21"/>
+                    </w:rPr>
+                    <w:t xml:space="preserve">Ask the user for a whole number. Display A when it is 70 or more, B when it is 50 or more, C when it is 30 or more, and D for anything less.</w:t>
+                  </w:r>
+                </w:p>
+              </w:tc>
+              <w:tc>
+                <w:tcPr>
+                  <w:tcW w:type="dxa" w:w="3342"/>
+                  <w:tcBorders>
+                    <w:top w:val="single" w:color="B7C2D1" w:sz="4"/>
+                    <w:left w:val="single" w:color="B7C2D1" w:sz="4"/>
+                    <w:bottom w:val="single" w:color="B7C2D1" w:sz="4"/>
+                    <w:right w:val="single" w:color="B7C2D1" w:sz="4"/>
+                  </w:tcBorders>
+                  <w:shd w:fill="FFFFFF" w:color="auto" w:val="clear"/>
+                  <w:tcMar>
+                    <w:top w:type="dxa" w:w="80"/>
+                    <w:left w:type="dxa" w:w="120"/>
+                    <w:bottom w:type="dxa" w:w="80"/>
+                    <w:right w:type="dxa" w:w="120"/>
+                  </w:tcMar>
+                  <w:vAlign w:val="center"/>
+                </w:tcPr>
+                <w:p>
+                  <w:pPr>
+                    <w:spacing w:after="0" w:before="0"/>
+                  </w:pPr>
+                  <w:r>
+                    <w:rPr>
+                      <w:rFonts w:ascii="Arial" w:cs="Arial" w:eastAsia="Arial" w:hAnsi="Arial"/>
+                      <w:b w:val="false"/>
+                      <w:bCs w:val="false"/>
+                      <w:sz w:val="21"/>
+                      <w:szCs w:val="21"/>
+                    </w:rPr>
+                    <w:t xml:space="preserve">3</w:t>
+                  </w:r>
+                </w:p>
+              </w:tc>
+              <w:tc>
+                <w:tcPr>
+                  <w:tcW w:type="dxa" w:w="3342"/>
+                  <w:tcBorders>
+                    <w:top w:val="single" w:color="B7C2D1" w:sz="4"/>
+                    <w:left w:val="single" w:color="B7C2D1" w:sz="4"/>
+                    <w:bottom w:val="single" w:color="B7C2D1" w:sz="4"/>
+                    <w:right w:val="single" w:color="B7C2D1" w:sz="4"/>
+                  </w:tcBorders>
+                  <w:shd w:fill="FFFFFF" w:color="auto" w:val="clear"/>
+                  <w:tcMar>
+                    <w:top w:type="dxa" w:w="80"/>
+                    <w:left w:type="dxa" w:w="120"/>
+                    <w:bottom w:type="dxa" w:w="80"/>
+                    <w:right w:type="dxa" w:w="120"/>
+                  </w:tcMar>
+                  <w:vAlign w:val="center"/>
+                </w:tcPr>
+                <w:p>
+                  <w:pPr>
+                    <w:spacing w:after="0" w:before="0"/>
+                  </w:pPr>
+                  <w:r>
+                    <w:rPr>
+                      <w:rFonts w:ascii="Arial" w:cs="Arial" w:eastAsia="Arial" w:hAnsi="Arial"/>
+                      <w:b w:val="false"/>
+                      <w:bCs w:val="false"/>
+                      <w:sz w:val="21"/>
+                      <w:szCs w:val="21"/>
+                    </w:rPr>
+                    <w:t xml:space="preserve"/>
+                  </w:r>
+                </w:p>
+              </w:tc>
+            </w:tr>
+            <w:tr>
+              <w:trPr>
+                <w:cantSplit/>
+                <w:trHeight w:val="360" w:hRule="atLeast"/>
+              </w:trPr>
+              <w:tc>
+                <w:tcPr>
+                  <w:tcW w:type="dxa" w:w="3342"/>
+                  <w:tcBorders>
+                    <w:top w:val="single" w:color="B7C2D1" w:sz="4"/>
+                    <w:left w:val="single" w:color="B7C2D1" w:sz="4"/>
+                    <w:bottom w:val="single" w:color="B7C2D1" w:sz="4"/>
+                    <w:right w:val="single" w:color="B7C2D1" w:sz="4"/>
+                  </w:tcBorders>
+                  <w:shd w:fill="FFFFFF" w:color="auto" w:val="clear"/>
+                  <w:tcMar>
+                    <w:top w:type="dxa" w:w="80"/>
+                    <w:left w:type="dxa" w:w="120"/>
+                    <w:bottom w:type="dxa" w:w="80"/>
+                    <w:right w:type="dxa" w:w="120"/>
+                  </w:tcMar>
+                  <w:vAlign w:val="center"/>
+                </w:tcPr>
+                <w:p>
+                  <w:pPr>
+                    <w:spacing w:after="0" w:before="0"/>
+                  </w:pPr>
+                  <w:r>
+                    <w:rPr>
+                      <w:rFonts w:ascii="Arial" w:cs="Arial" w:eastAsia="Arial" w:hAnsi="Arial"/>
+                      <w:sz w:val="21"/>
+                      <w:szCs w:val="21"/>
+                    </w:rPr>
+                    <w:t xml:space="preserve">Ask the user for a word. Display 1 when the word is red, 2 when it is amber, 3 when it is green, and 0 for any other word.</w:t>
+                  </w:r>
+                </w:p>
+              </w:tc>
+              <w:tc>
+                <w:tcPr>
+                  <w:tcW w:type="dxa" w:w="3342"/>
+                  <w:tcBorders>
+                    <w:top w:val="single" w:color="B7C2D1" w:sz="4"/>
+                    <w:left w:val="single" w:color="B7C2D1" w:sz="4"/>
+                    <w:bottom w:val="single" w:color="B7C2D1" w:sz="4"/>
+                    <w:right w:val="single" w:color="B7C2D1" w:sz="4"/>
+                  </w:tcBorders>
+                  <w:shd w:fill="FFFFFF" w:color="auto" w:val="clear"/>
+                  <w:tcMar>
+                    <w:top w:type="dxa" w:w="80"/>
+                    <w:left w:type="dxa" w:w="120"/>
+                    <w:bottom w:type="dxa" w:w="80"/>
+                    <w:right w:type="dxa" w:w="120"/>
+                  </w:tcMar>
+                  <w:vAlign w:val="center"/>
+                </w:tcPr>
+                <w:p>
+                  <w:pPr>
+                    <w:spacing w:after="0" w:before="0"/>
+                  </w:pPr>
+                  <w:r>
+                    <w:rPr>
+                      <w:rFonts w:ascii="Arial" w:cs="Arial" w:eastAsia="Arial" w:hAnsi="Arial"/>
+                      <w:b w:val="false"/>
+                      <w:bCs w:val="false"/>
+                      <w:sz w:val="21"/>
+                      <w:szCs w:val="21"/>
+                    </w:rPr>
+                    <w:t xml:space="preserve">3</w:t>
                   </w:r>
                 </w:p>
               </w:tc>
@@ -4051,7 +4793,7 @@
                       <w:sz w:val="21"/>
                       <w:szCs w:val="21"/>
                     </w:rPr>
-                    <w:t xml:space="preserve">Ask the user for the wind speed in mph and then the visibility in km. Display clear to fly when the wind is under 20 and the visibility is 5 or more, otherwise grounded.</w:t>
+                    <w:t xml:space="preserve">Ask the user for two whole numbers. Display True when both of them are above 0, and False when they are not.</w:t>
                   </w:r>
                 </w:p>
               </w:tc>
@@ -4085,7 +4827,7 @@
                       <w:sz w:val="21"/>
                       <w:szCs w:val="21"/>
                     </w:rPr>
-                    <w:t xml:space="preserve">4</w:t>
+                    <w:t xml:space="preserve">2</w:t>
                   </w:r>
                 </w:p>
               </w:tc>
@@ -4157,7 +4899,7 @@
                       <w:sz w:val="21"/>
                       <w:szCs w:val="21"/>
                     </w:rPr>
-                    <w:t xml:space="preserve">Ask the user for a staff number and then the word yes or no for the alarm. Display open when the number is 7 or 9 and the alarm is not yes, otherwise locked.</w:t>
+                    <w:t xml:space="preserve">Ask the user for a whole number. Display special when it is 3 or 7, and ordinary when it is not.</w:t>
                   </w:r>
                 </w:p>
               </w:tc>
@@ -4191,7 +4933,219 @@
                       <w:sz w:val="21"/>
                       <w:szCs w:val="21"/>
                     </w:rPr>
-                    <w:t xml:space="preserve">4</w:t>
+                    <w:t xml:space="preserve">2</w:t>
+                  </w:r>
+                </w:p>
+              </w:tc>
+              <w:tc>
+                <w:tcPr>
+                  <w:tcW w:type="dxa" w:w="3342"/>
+                  <w:tcBorders>
+                    <w:top w:val="single" w:color="B7C2D1" w:sz="4"/>
+                    <w:left w:val="single" w:color="B7C2D1" w:sz="4"/>
+                    <w:bottom w:val="single" w:color="B7C2D1" w:sz="4"/>
+                    <w:right w:val="single" w:color="B7C2D1" w:sz="4"/>
+                  </w:tcBorders>
+                  <w:shd w:fill="FFFFFF" w:color="auto" w:val="clear"/>
+                  <w:tcMar>
+                    <w:top w:type="dxa" w:w="80"/>
+                    <w:left w:type="dxa" w:w="120"/>
+                    <w:bottom w:type="dxa" w:w="80"/>
+                    <w:right w:type="dxa" w:w="120"/>
+                  </w:tcMar>
+                  <w:vAlign w:val="center"/>
+                </w:tcPr>
+                <w:p>
+                  <w:pPr>
+                    <w:spacing w:after="0" w:before="0"/>
+                  </w:pPr>
+                  <w:r>
+                    <w:rPr>
+                      <w:rFonts w:ascii="Arial" w:cs="Arial" w:eastAsia="Arial" w:hAnsi="Arial"/>
+                      <w:b w:val="false"/>
+                      <w:bCs w:val="false"/>
+                      <w:sz w:val="21"/>
+                      <w:szCs w:val="21"/>
+                    </w:rPr>
+                    <w:t xml:space="preserve"/>
+                  </w:r>
+                </w:p>
+              </w:tc>
+            </w:tr>
+            <w:tr>
+              <w:trPr>
+                <w:cantSplit/>
+                <w:trHeight w:val="360" w:hRule="atLeast"/>
+              </w:trPr>
+              <w:tc>
+                <w:tcPr>
+                  <w:tcW w:type="dxa" w:w="3342"/>
+                  <w:tcBorders>
+                    <w:top w:val="single" w:color="B7C2D1" w:sz="4"/>
+                    <w:left w:val="single" w:color="B7C2D1" w:sz="4"/>
+                    <w:bottom w:val="single" w:color="B7C2D1" w:sz="4"/>
+                    <w:right w:val="single" w:color="B7C2D1" w:sz="4"/>
+                  </w:tcBorders>
+                  <w:shd w:fill="FFFFFF" w:color="auto" w:val="clear"/>
+                  <w:tcMar>
+                    <w:top w:type="dxa" w:w="80"/>
+                    <w:left w:type="dxa" w:w="120"/>
+                    <w:bottom w:type="dxa" w:w="80"/>
+                    <w:right w:type="dxa" w:w="120"/>
+                  </w:tcMar>
+                  <w:vAlign w:val="center"/>
+                </w:tcPr>
+                <w:p>
+                  <w:pPr>
+                    <w:spacing w:after="0" w:before="0"/>
+                  </w:pPr>
+                  <w:r>
+                    <w:rPr>
+                      <w:rFonts w:ascii="Arial" w:cs="Arial" w:eastAsia="Arial" w:hAnsi="Arial"/>
+                      <w:sz w:val="21"/>
+                      <w:szCs w:val="21"/>
+                    </w:rPr>
+                    <w:t xml:space="preserve">Ask the user for a word. Display True when the word is not stop, and False when it is.</w:t>
+                  </w:r>
+                </w:p>
+              </w:tc>
+              <w:tc>
+                <w:tcPr>
+                  <w:tcW w:type="dxa" w:w="3342"/>
+                  <w:tcBorders>
+                    <w:top w:val="single" w:color="B7C2D1" w:sz="4"/>
+                    <w:left w:val="single" w:color="B7C2D1" w:sz="4"/>
+                    <w:bottom w:val="single" w:color="B7C2D1" w:sz="4"/>
+                    <w:right w:val="single" w:color="B7C2D1" w:sz="4"/>
+                  </w:tcBorders>
+                  <w:shd w:fill="FFFFFF" w:color="auto" w:val="clear"/>
+                  <w:tcMar>
+                    <w:top w:type="dxa" w:w="80"/>
+                    <w:left w:type="dxa" w:w="120"/>
+                    <w:bottom w:type="dxa" w:w="80"/>
+                    <w:right w:type="dxa" w:w="120"/>
+                  </w:tcMar>
+                  <w:vAlign w:val="center"/>
+                </w:tcPr>
+                <w:p>
+                  <w:pPr>
+                    <w:spacing w:after="0" w:before="0"/>
+                  </w:pPr>
+                  <w:r>
+                    <w:rPr>
+                      <w:rFonts w:ascii="Arial" w:cs="Arial" w:eastAsia="Arial" w:hAnsi="Arial"/>
+                      <w:b w:val="false"/>
+                      <w:bCs w:val="false"/>
+                      <w:sz w:val="21"/>
+                      <w:szCs w:val="21"/>
+                    </w:rPr>
+                    <w:t xml:space="preserve">2</w:t>
+                  </w:r>
+                </w:p>
+              </w:tc>
+              <w:tc>
+                <w:tcPr>
+                  <w:tcW w:type="dxa" w:w="3342"/>
+                  <w:tcBorders>
+                    <w:top w:val="single" w:color="B7C2D1" w:sz="4"/>
+                    <w:left w:val="single" w:color="B7C2D1" w:sz="4"/>
+                    <w:bottom w:val="single" w:color="B7C2D1" w:sz="4"/>
+                    <w:right w:val="single" w:color="B7C2D1" w:sz="4"/>
+                  </w:tcBorders>
+                  <w:shd w:fill="FFFFFF" w:color="auto" w:val="clear"/>
+                  <w:tcMar>
+                    <w:top w:type="dxa" w:w="80"/>
+                    <w:left w:type="dxa" w:w="120"/>
+                    <w:bottom w:type="dxa" w:w="80"/>
+                    <w:right w:type="dxa" w:w="120"/>
+                  </w:tcMar>
+                  <w:vAlign w:val="center"/>
+                </w:tcPr>
+                <w:p>
+                  <w:pPr>
+                    <w:spacing w:after="0" w:before="0"/>
+                  </w:pPr>
+                  <w:r>
+                    <w:rPr>
+                      <w:rFonts w:ascii="Arial" w:cs="Arial" w:eastAsia="Arial" w:hAnsi="Arial"/>
+                      <w:b w:val="false"/>
+                      <w:bCs w:val="false"/>
+                      <w:sz w:val="21"/>
+                      <w:szCs w:val="21"/>
+                    </w:rPr>
+                    <w:t xml:space="preserve"/>
+                  </w:r>
+                </w:p>
+              </w:tc>
+            </w:tr>
+            <w:tr>
+              <w:trPr>
+                <w:cantSplit/>
+                <w:trHeight w:val="360" w:hRule="atLeast"/>
+              </w:trPr>
+              <w:tc>
+                <w:tcPr>
+                  <w:tcW w:type="dxa" w:w="3342"/>
+                  <w:tcBorders>
+                    <w:top w:val="single" w:color="B7C2D1" w:sz="4"/>
+                    <w:left w:val="single" w:color="B7C2D1" w:sz="4"/>
+                    <w:bottom w:val="single" w:color="B7C2D1" w:sz="4"/>
+                    <w:right w:val="single" w:color="B7C2D1" w:sz="4"/>
+                  </w:tcBorders>
+                  <w:shd w:fill="FFFFFF" w:color="auto" w:val="clear"/>
+                  <w:tcMar>
+                    <w:top w:type="dxa" w:w="80"/>
+                    <w:left w:type="dxa" w:w="120"/>
+                    <w:bottom w:type="dxa" w:w="80"/>
+                    <w:right w:type="dxa" w:w="120"/>
+                  </w:tcMar>
+                  <w:vAlign w:val="center"/>
+                </w:tcPr>
+                <w:p>
+                  <w:pPr>
+                    <w:spacing w:after="0" w:before="0"/>
+                  </w:pPr>
+                  <w:r>
+                    <w:rPr>
+                      <w:rFonts w:ascii="Arial" w:cs="Arial" w:eastAsia="Arial" w:hAnsi="Arial"/>
+                      <w:sz w:val="21"/>
+                      <w:szCs w:val="21"/>
+                    </w:rPr>
+                    <w:t xml:space="preserve">Ask the user for a whole number and then a word. Display open when the number is 3 or 7 and the word is not locked. Otherwise display refused.</w:t>
+                  </w:r>
+                </w:p>
+              </w:tc>
+              <w:tc>
+                <w:tcPr>
+                  <w:tcW w:type="dxa" w:w="3342"/>
+                  <w:tcBorders>
+                    <w:top w:val="single" w:color="B7C2D1" w:sz="4"/>
+                    <w:left w:val="single" w:color="B7C2D1" w:sz="4"/>
+                    <w:bottom w:val="single" w:color="B7C2D1" w:sz="4"/>
+                    <w:right w:val="single" w:color="B7C2D1" w:sz="4"/>
+                  </w:tcBorders>
+                  <w:shd w:fill="FFFFFF" w:color="auto" w:val="clear"/>
+                  <w:tcMar>
+                    <w:top w:type="dxa" w:w="80"/>
+                    <w:left w:type="dxa" w:w="120"/>
+                    <w:bottom w:type="dxa" w:w="80"/>
+                    <w:right w:type="dxa" w:w="120"/>
+                  </w:tcMar>
+                  <w:vAlign w:val="center"/>
+                </w:tcPr>
+                <w:p>
+                  <w:pPr>
+                    <w:spacing w:after="0" w:before="0"/>
+                  </w:pPr>
+                  <w:r>
+                    <w:rPr>
+                      <w:rFonts w:ascii="Arial" w:cs="Arial" w:eastAsia="Arial" w:hAnsi="Arial"/>
+                      <w:b w:val="false"/>
+                      <w:bCs w:val="false"/>
+                      <w:sz w:val="21"/>
+                      <w:szCs w:val="21"/>
+                    </w:rPr>
+                    <w:t xml:space="preserve">3</w:t>
                   </w:r>
                 </w:p>
               </w:tc>
@@ -4831,7 +5785,7 @@
                       <w:sz w:val="21"/>
                       <w:szCs w:val="21"/>
                     </w:rPr>
-                    <w:t xml:space="preserve">Ask the user for the word dry or wet and then the number of available players. If dry, display match on for 11 or more players, otherwise friendly instead. If wet, display indoor training for 11 or more, otherwise cancelled.</w:t>
+                    <w:t xml:space="preserve">Ask the user for a word and then a whole number. When the word is check, display high if the number is above 50 and low if it is not. When the word is anything else, display skipped.</w:t>
                   </w:r>
                 </w:p>
               </w:tc>
@@ -4865,7 +5819,7 @@
                       <w:sz w:val="21"/>
                       <w:szCs w:val="21"/>
                     </w:rPr>
-                    <w:t xml:space="preserve">4</w:t>
+                    <w:t xml:space="preserve">3</w:t>
                   </w:r>
                 </w:p>
               </w:tc>
@@ -4937,7 +5891,7 @@
                       <w:sz w:val="21"/>
                       <w:szCs w:val="21"/>
                     </w:rPr>
-                    <w:t xml:space="preserve">Ask the user for the word small or large and then the weight in kilograms. For a small box display locker A for 5 kg or less, otherwise counter. For a large box display counter for 25 kg or less, otherwise too heavy.</w:t>
+                    <w:t xml:space="preserve">Ask the user for two whole numbers. When the first is above 0, display both if the second is above 0 as well and first only if it is not. When the first is not above 0, display second only if the second is above 0 and neither if it is not.</w:t>
                   </w:r>
                 </w:p>
               </w:tc>
@@ -4971,7 +5925,113 @@
                       <w:sz w:val="21"/>
                       <w:szCs w:val="21"/>
                     </w:rPr>
-                    <w:t xml:space="preserve">5</w:t>
+                    <w:t xml:space="preserve">3</w:t>
+                  </w:r>
+                </w:p>
+              </w:tc>
+              <w:tc>
+                <w:tcPr>
+                  <w:tcW w:type="dxa" w:w="3342"/>
+                  <w:tcBorders>
+                    <w:top w:val="single" w:color="B7C2D1" w:sz="4"/>
+                    <w:left w:val="single" w:color="B7C2D1" w:sz="4"/>
+                    <w:bottom w:val="single" w:color="B7C2D1" w:sz="4"/>
+                    <w:right w:val="single" w:color="B7C2D1" w:sz="4"/>
+                  </w:tcBorders>
+                  <w:shd w:fill="FFFFFF" w:color="auto" w:val="clear"/>
+                  <w:tcMar>
+                    <w:top w:type="dxa" w:w="80"/>
+                    <w:left w:type="dxa" w:w="120"/>
+                    <w:bottom w:type="dxa" w:w="80"/>
+                    <w:right w:type="dxa" w:w="120"/>
+                  </w:tcMar>
+                  <w:vAlign w:val="center"/>
+                </w:tcPr>
+                <w:p>
+                  <w:pPr>
+                    <w:spacing w:after="0" w:before="0"/>
+                  </w:pPr>
+                  <w:r>
+                    <w:rPr>
+                      <w:rFonts w:ascii="Arial" w:cs="Arial" w:eastAsia="Arial" w:hAnsi="Arial"/>
+                      <w:b w:val="false"/>
+                      <w:bCs w:val="false"/>
+                      <w:sz w:val="21"/>
+                      <w:szCs w:val="21"/>
+                    </w:rPr>
+                    <w:t xml:space="preserve"/>
+                  </w:r>
+                </w:p>
+              </w:tc>
+            </w:tr>
+            <w:tr>
+              <w:trPr>
+                <w:cantSplit/>
+                <w:trHeight w:val="360" w:hRule="atLeast"/>
+              </w:trPr>
+              <w:tc>
+                <w:tcPr>
+                  <w:tcW w:type="dxa" w:w="3342"/>
+                  <w:tcBorders>
+                    <w:top w:val="single" w:color="B7C2D1" w:sz="4"/>
+                    <w:left w:val="single" w:color="B7C2D1" w:sz="4"/>
+                    <w:bottom w:val="single" w:color="B7C2D1" w:sz="4"/>
+                    <w:right w:val="single" w:color="B7C2D1" w:sz="4"/>
+                  </w:tcBorders>
+                  <w:shd w:fill="FFFFFF" w:color="auto" w:val="clear"/>
+                  <w:tcMar>
+                    <w:top w:type="dxa" w:w="80"/>
+                    <w:left w:type="dxa" w:w="120"/>
+                    <w:bottom w:type="dxa" w:w="80"/>
+                    <w:right w:type="dxa" w:w="120"/>
+                  </w:tcMar>
+                  <w:vAlign w:val="center"/>
+                </w:tcPr>
+                <w:p>
+                  <w:pPr>
+                    <w:spacing w:after="0" w:before="0"/>
+                  </w:pPr>
+                  <w:r>
+                    <w:rPr>
+                      <w:rFonts w:ascii="Arial" w:cs="Arial" w:eastAsia="Arial" w:hAnsi="Arial"/>
+                      <w:sz w:val="21"/>
+                      <w:szCs w:val="21"/>
+                    </w:rPr>
+                    <w:t xml:space="preserve">Ask the user for three whole numbers. Work out which of them is the largest and display [largest] and nothing else.</w:t>
+                  </w:r>
+                </w:p>
+              </w:tc>
+              <w:tc>
+                <w:tcPr>
+                  <w:tcW w:type="dxa" w:w="3342"/>
+                  <w:tcBorders>
+                    <w:top w:val="single" w:color="B7C2D1" w:sz="4"/>
+                    <w:left w:val="single" w:color="B7C2D1" w:sz="4"/>
+                    <w:bottom w:val="single" w:color="B7C2D1" w:sz="4"/>
+                    <w:right w:val="single" w:color="B7C2D1" w:sz="4"/>
+                  </w:tcBorders>
+                  <w:shd w:fill="FFFFFF" w:color="auto" w:val="clear"/>
+                  <w:tcMar>
+                    <w:top w:type="dxa" w:w="80"/>
+                    <w:left w:type="dxa" w:w="120"/>
+                    <w:bottom w:type="dxa" w:w="80"/>
+                    <w:right w:type="dxa" w:w="120"/>
+                  </w:tcMar>
+                  <w:vAlign w:val="center"/>
+                </w:tcPr>
+                <w:p>
+                  <w:pPr>
+                    <w:spacing w:after="0" w:before="0"/>
+                  </w:pPr>
+                  <w:r>
+                    <w:rPr>
+                      <w:rFonts w:ascii="Arial" w:cs="Arial" w:eastAsia="Arial" w:hAnsi="Arial"/>
+                      <w:b w:val="false"/>
+                      <w:bCs w:val="false"/>
+                      <w:sz w:val="21"/>
+                      <w:szCs w:val="21"/>
+                    </w:rPr>
+                    <w:t xml:space="preserve">3</w:t>
                   </w:r>
                 </w:p>
               </w:tc>
@@ -5611,7 +6671,7 @@
                       <w:sz w:val="21"/>
                       <w:szCs w:val="21"/>
                     </w:rPr>
-                    <w:t xml:space="preserve">Ask the user for three judges' scores out of 10. Display gold when all three are 9 or more, otherwise silver for a total of 24 or more, otherwise bronze for a total of 18 or more, otherwise no medal.</w:t>
+                    <w:t xml:space="preserve">Ask the user for a whole number. Display [number], then even on the next line when it divides exactly by 2, or odd when it does not.</w:t>
                   </w:r>
                 </w:p>
               </w:tc>
@@ -5645,7 +6705,325 @@
                       <w:sz w:val="21"/>
                       <w:szCs w:val="21"/>
                     </w:rPr>
-                    <w:t xml:space="preserve">6</w:t>
+                    <w:t xml:space="preserve">3</w:t>
+                  </w:r>
+                </w:p>
+              </w:tc>
+              <w:tc>
+                <w:tcPr>
+                  <w:tcW w:type="dxa" w:w="3342"/>
+                  <w:tcBorders>
+                    <w:top w:val="single" w:color="B7C2D1" w:sz="4"/>
+                    <w:left w:val="single" w:color="B7C2D1" w:sz="4"/>
+                    <w:bottom w:val="single" w:color="B7C2D1" w:sz="4"/>
+                    <w:right w:val="single" w:color="B7C2D1" w:sz="4"/>
+                  </w:tcBorders>
+                  <w:shd w:fill="FFFFFF" w:color="auto" w:val="clear"/>
+                  <w:tcMar>
+                    <w:top w:type="dxa" w:w="80"/>
+                    <w:left w:type="dxa" w:w="120"/>
+                    <w:bottom w:type="dxa" w:w="80"/>
+                    <w:right w:type="dxa" w:w="120"/>
+                  </w:tcMar>
+                  <w:vAlign w:val="center"/>
+                </w:tcPr>
+                <w:p>
+                  <w:pPr>
+                    <w:spacing w:after="0" w:before="0"/>
+                  </w:pPr>
+                  <w:r>
+                    <w:rPr>
+                      <w:rFonts w:ascii="Arial" w:cs="Arial" w:eastAsia="Arial" w:hAnsi="Arial"/>
+                      <w:b w:val="false"/>
+                      <w:bCs w:val="false"/>
+                      <w:sz w:val="21"/>
+                      <w:szCs w:val="21"/>
+                    </w:rPr>
+                    <w:t xml:space="preserve"/>
+                  </w:r>
+                </w:p>
+              </w:tc>
+            </w:tr>
+            <w:tr>
+              <w:trPr>
+                <w:cantSplit/>
+                <w:trHeight w:val="360" w:hRule="atLeast"/>
+              </w:trPr>
+              <w:tc>
+                <w:tcPr>
+                  <w:tcW w:type="dxa" w:w="3342"/>
+                  <w:tcBorders>
+                    <w:top w:val="single" w:color="B7C2D1" w:sz="4"/>
+                    <w:left w:val="single" w:color="B7C2D1" w:sz="4"/>
+                    <w:bottom w:val="single" w:color="B7C2D1" w:sz="4"/>
+                    <w:right w:val="single" w:color="B7C2D1" w:sz="4"/>
+                  </w:tcBorders>
+                  <w:shd w:fill="FFFFFF" w:color="auto" w:val="clear"/>
+                  <w:tcMar>
+                    <w:top w:type="dxa" w:w="80"/>
+                    <w:left w:type="dxa" w:w="120"/>
+                    <w:bottom w:type="dxa" w:w="80"/>
+                    <w:right w:type="dxa" w:w="120"/>
+                  </w:tcMar>
+                  <w:vAlign w:val="center"/>
+                </w:tcPr>
+                <w:p>
+                  <w:pPr>
+                    <w:spacing w:after="0" w:before="0"/>
+                  </w:pPr>
+                  <w:r>
+                    <w:rPr>
+                      <w:rFonts w:ascii="Arial" w:cs="Arial" w:eastAsia="Arial" w:hAnsi="Arial"/>
+                      <w:sz w:val="21"/>
+                      <w:szCs w:val="21"/>
+                    </w:rPr>
+                    <w:t xml:space="preserve">Ask the user for two whole numbers. When the second is 0, display cannot divide. Otherwise divide the first by the second and display [answer].</w:t>
+                  </w:r>
+                </w:p>
+              </w:tc>
+              <w:tc>
+                <w:tcPr>
+                  <w:tcW w:type="dxa" w:w="3342"/>
+                  <w:tcBorders>
+                    <w:top w:val="single" w:color="B7C2D1" w:sz="4"/>
+                    <w:left w:val="single" w:color="B7C2D1" w:sz="4"/>
+                    <w:bottom w:val="single" w:color="B7C2D1" w:sz="4"/>
+                    <w:right w:val="single" w:color="B7C2D1" w:sz="4"/>
+                  </w:tcBorders>
+                  <w:shd w:fill="FFFFFF" w:color="auto" w:val="clear"/>
+                  <w:tcMar>
+                    <w:top w:type="dxa" w:w="80"/>
+                    <w:left w:type="dxa" w:w="120"/>
+                    <w:bottom w:type="dxa" w:w="80"/>
+                    <w:right w:type="dxa" w:w="120"/>
+                  </w:tcMar>
+                  <w:vAlign w:val="center"/>
+                </w:tcPr>
+                <w:p>
+                  <w:pPr>
+                    <w:spacing w:after="0" w:before="0"/>
+                  </w:pPr>
+                  <w:r>
+                    <w:rPr>
+                      <w:rFonts w:ascii="Arial" w:cs="Arial" w:eastAsia="Arial" w:hAnsi="Arial"/>
+                      <w:b w:val="false"/>
+                      <w:bCs w:val="false"/>
+                      <w:sz w:val="21"/>
+                      <w:szCs w:val="21"/>
+                    </w:rPr>
+                    <w:t xml:space="preserve">3</w:t>
+                  </w:r>
+                </w:p>
+              </w:tc>
+              <w:tc>
+                <w:tcPr>
+                  <w:tcW w:type="dxa" w:w="3342"/>
+                  <w:tcBorders>
+                    <w:top w:val="single" w:color="B7C2D1" w:sz="4"/>
+                    <w:left w:val="single" w:color="B7C2D1" w:sz="4"/>
+                    <w:bottom w:val="single" w:color="B7C2D1" w:sz="4"/>
+                    <w:right w:val="single" w:color="B7C2D1" w:sz="4"/>
+                  </w:tcBorders>
+                  <w:shd w:fill="FFFFFF" w:color="auto" w:val="clear"/>
+                  <w:tcMar>
+                    <w:top w:type="dxa" w:w="80"/>
+                    <w:left w:type="dxa" w:w="120"/>
+                    <w:bottom w:type="dxa" w:w="80"/>
+                    <w:right w:type="dxa" w:w="120"/>
+                  </w:tcMar>
+                  <w:vAlign w:val="center"/>
+                </w:tcPr>
+                <w:p>
+                  <w:pPr>
+                    <w:spacing w:after="0" w:before="0"/>
+                  </w:pPr>
+                  <w:r>
+                    <w:rPr>
+                      <w:rFonts w:ascii="Arial" w:cs="Arial" w:eastAsia="Arial" w:hAnsi="Arial"/>
+                      <w:b w:val="false"/>
+                      <w:bCs w:val="false"/>
+                      <w:sz w:val="21"/>
+                      <w:szCs w:val="21"/>
+                    </w:rPr>
+                    <w:t xml:space="preserve"/>
+                  </w:r>
+                </w:p>
+              </w:tc>
+            </w:tr>
+            <w:tr>
+              <w:trPr>
+                <w:cantSplit/>
+                <w:trHeight w:val="360" w:hRule="atLeast"/>
+              </w:trPr>
+              <w:tc>
+                <w:tcPr>
+                  <w:tcW w:type="dxa" w:w="3342"/>
+                  <w:tcBorders>
+                    <w:top w:val="single" w:color="B7C2D1" w:sz="4"/>
+                    <w:left w:val="single" w:color="B7C2D1" w:sz="4"/>
+                    <w:bottom w:val="single" w:color="B7C2D1" w:sz="4"/>
+                    <w:right w:val="single" w:color="B7C2D1" w:sz="4"/>
+                  </w:tcBorders>
+                  <w:shd w:fill="FFFFFF" w:color="auto" w:val="clear"/>
+                  <w:tcMar>
+                    <w:top w:type="dxa" w:w="80"/>
+                    <w:left w:type="dxa" w:w="120"/>
+                    <w:bottom w:type="dxa" w:w="80"/>
+                    <w:right w:type="dxa" w:w="120"/>
+                  </w:tcMar>
+                  <w:vAlign w:val="center"/>
+                </w:tcPr>
+                <w:p>
+                  <w:pPr>
+                    <w:spacing w:after="0" w:before="0"/>
+                  </w:pPr>
+                  <w:r>
+                    <w:rPr>
+                      <w:rFonts w:ascii="Arial" w:cs="Arial" w:eastAsia="Arial" w:hAnsi="Arial"/>
+                      <w:sz w:val="21"/>
+                      <w:szCs w:val="21"/>
+                    </w:rPr>
+                    <w:t xml:space="preserve">Ask the user for three whole numbers. Display all the same when all three are equal, two the same when exactly two of them are equal, and all different when no two are equal.</w:t>
+                  </w:r>
+                </w:p>
+              </w:tc>
+              <w:tc>
+                <w:tcPr>
+                  <w:tcW w:type="dxa" w:w="3342"/>
+                  <w:tcBorders>
+                    <w:top w:val="single" w:color="B7C2D1" w:sz="4"/>
+                    <w:left w:val="single" w:color="B7C2D1" w:sz="4"/>
+                    <w:bottom w:val="single" w:color="B7C2D1" w:sz="4"/>
+                    <w:right w:val="single" w:color="B7C2D1" w:sz="4"/>
+                  </w:tcBorders>
+                  <w:shd w:fill="FFFFFF" w:color="auto" w:val="clear"/>
+                  <w:tcMar>
+                    <w:top w:type="dxa" w:w="80"/>
+                    <w:left w:type="dxa" w:w="120"/>
+                    <w:bottom w:type="dxa" w:w="80"/>
+                    <w:right w:type="dxa" w:w="120"/>
+                  </w:tcMar>
+                  <w:vAlign w:val="center"/>
+                </w:tcPr>
+                <w:p>
+                  <w:pPr>
+                    <w:spacing w:after="0" w:before="0"/>
+                  </w:pPr>
+                  <w:r>
+                    <w:rPr>
+                      <w:rFonts w:ascii="Arial" w:cs="Arial" w:eastAsia="Arial" w:hAnsi="Arial"/>
+                      <w:b w:val="false"/>
+                      <w:bCs w:val="false"/>
+                      <w:sz w:val="21"/>
+                      <w:szCs w:val="21"/>
+                    </w:rPr>
+                    <w:t xml:space="preserve">3</w:t>
+                  </w:r>
+                </w:p>
+              </w:tc>
+              <w:tc>
+                <w:tcPr>
+                  <w:tcW w:type="dxa" w:w="3342"/>
+                  <w:tcBorders>
+                    <w:top w:val="single" w:color="B7C2D1" w:sz="4"/>
+                    <w:left w:val="single" w:color="B7C2D1" w:sz="4"/>
+                    <w:bottom w:val="single" w:color="B7C2D1" w:sz="4"/>
+                    <w:right w:val="single" w:color="B7C2D1" w:sz="4"/>
+                  </w:tcBorders>
+                  <w:shd w:fill="FFFFFF" w:color="auto" w:val="clear"/>
+                  <w:tcMar>
+                    <w:top w:type="dxa" w:w="80"/>
+                    <w:left w:type="dxa" w:w="120"/>
+                    <w:bottom w:type="dxa" w:w="80"/>
+                    <w:right w:type="dxa" w:w="120"/>
+                  </w:tcMar>
+                  <w:vAlign w:val="center"/>
+                </w:tcPr>
+                <w:p>
+                  <w:pPr>
+                    <w:spacing w:after="0" w:before="0"/>
+                  </w:pPr>
+                  <w:r>
+                    <w:rPr>
+                      <w:rFonts w:ascii="Arial" w:cs="Arial" w:eastAsia="Arial" w:hAnsi="Arial"/>
+                      <w:b w:val="false"/>
+                      <w:bCs w:val="false"/>
+                      <w:sz w:val="21"/>
+                      <w:szCs w:val="21"/>
+                    </w:rPr>
+                    <w:t xml:space="preserve"/>
+                  </w:r>
+                </w:p>
+              </w:tc>
+            </w:tr>
+            <w:tr>
+              <w:trPr>
+                <w:cantSplit/>
+                <w:trHeight w:val="360" w:hRule="atLeast"/>
+              </w:trPr>
+              <w:tc>
+                <w:tcPr>
+                  <w:tcW w:type="dxa" w:w="3342"/>
+                  <w:tcBorders>
+                    <w:top w:val="single" w:color="B7C2D1" w:sz="4"/>
+                    <w:left w:val="single" w:color="B7C2D1" w:sz="4"/>
+                    <w:bottom w:val="single" w:color="B7C2D1" w:sz="4"/>
+                    <w:right w:val="single" w:color="B7C2D1" w:sz="4"/>
+                  </w:tcBorders>
+                  <w:shd w:fill="FFFFFF" w:color="auto" w:val="clear"/>
+                  <w:tcMar>
+                    <w:top w:type="dxa" w:w="80"/>
+                    <w:left w:type="dxa" w:w="120"/>
+                    <w:bottom w:type="dxa" w:w="80"/>
+                    <w:right w:type="dxa" w:w="120"/>
+                  </w:tcMar>
+                  <w:vAlign w:val="center"/>
+                </w:tcPr>
+                <w:p>
+                  <w:pPr>
+                    <w:spacing w:after="0" w:before="0"/>
+                  </w:pPr>
+                  <w:r>
+                    <w:rPr>
+                      <w:rFonts w:ascii="Arial" w:cs="Arial" w:eastAsia="Arial" w:hAnsi="Arial"/>
+                      <w:sz w:val="21"/>
+                      <w:szCs w:val="21"/>
+                    </w:rPr>
+                    <w:t xml:space="preserve">Ask the user for three whole numbers. Display top when all three are 9 or more, high when they add up to 24 or more, middle when they add up to 18 or more, and low for anything else.</w:t>
+                  </w:r>
+                </w:p>
+              </w:tc>
+              <w:tc>
+                <w:tcPr>
+                  <w:tcW w:type="dxa" w:w="3342"/>
+                  <w:tcBorders>
+                    <w:top w:val="single" w:color="B7C2D1" w:sz="4"/>
+                    <w:left w:val="single" w:color="B7C2D1" w:sz="4"/>
+                    <w:bottom w:val="single" w:color="B7C2D1" w:sz="4"/>
+                    <w:right w:val="single" w:color="B7C2D1" w:sz="4"/>
+                  </w:tcBorders>
+                  <w:shd w:fill="FFFFFF" w:color="auto" w:val="clear"/>
+                  <w:tcMar>
+                    <w:top w:type="dxa" w:w="80"/>
+                    <w:left w:type="dxa" w:w="120"/>
+                    <w:bottom w:type="dxa" w:w="80"/>
+                    <w:right w:type="dxa" w:w="120"/>
+                  </w:tcMar>
+                  <w:vAlign w:val="center"/>
+                </w:tcPr>
+                <w:p>
+                  <w:pPr>
+                    <w:spacing w:after="0" w:before="0"/>
+                  </w:pPr>
+                  <w:r>
+                    <w:rPr>
+                      <w:rFonts w:ascii="Arial" w:cs="Arial" w:eastAsia="Arial" w:hAnsi="Arial"/>
+                      <w:b w:val="false"/>
+                      <w:bCs w:val="false"/>
+                      <w:sz w:val="21"/>
+                      <w:szCs w:val="21"/>
+                    </w:rPr>
+                    <w:t xml:space="preserve">3</w:t>
                   </w:r>
                 </w:p>
               </w:tc>
@@ -6690,7 +8068,7 @@
                 <w:sz w:val="32"/>
                 <w:szCs w:val="32"/>
               </w:rPr>
-              <w:t xml:space="preserve">______ / 47</w:t>
+              <w:t xml:space="preserve">______ / 66</w:t>
             </w:r>
           </w:p>
         </w:tc>
